--- a/Entrega 2.docx
+++ b/Entrega 2.docx
@@ -779,14 +779,28 @@
     </w:p>
     <w:p>
       <w:pPr>
-        <w:jc w:val="center"/>
-        <w:rPr>
-          <w:b/>
-          <w:bCs/>
-          <w:sz w:val="24"/>
-          <w:szCs w:val="24"/>
-        </w:rPr>
-      </w:pPr>
+        <w:rPr>
+          <w:b/>
+          <w:bCs/>
+        </w:rPr>
+      </w:pPr>
+      <w:r>
+        <w:rPr>
+          <w:b/>
+          <w:bCs/>
+        </w:rPr>
+        <w:t xml:space="preserve">Repositorio: </w:t>
+      </w:r>
+      <w:hyperlink r:id="rId6" w:history="1">
+        <w:r>
+          <w:rPr>
+            <w:rStyle w:val="Hipervnculo"/>
+            <w:b/>
+            <w:bCs/>
+          </w:rPr>
+          <w:t>https://github.com/isabelhoyos287560/analisis_algortimos/tree/main</w:t>
+        </w:r>
+      </w:hyperlink>
     </w:p>
     <w:p>
       <w:pPr>
@@ -814,6 +828,9 @@
     </w:p>
     <w:p>
       <w:r>
+        <w:rPr>
+          <w:noProof/>
+        </w:rPr>
         <w:drawing>
           <wp:inline distT="0" distB="0" distL="0" distR="0" wp14:anchorId="1BCFD360" wp14:editId="782E4222">
             <wp:extent cx="3979058" cy="3048000"/>
@@ -830,7 +847,7 @@
                     <pic:cNvPicPr/>
                   </pic:nvPicPr>
                   <pic:blipFill>
-                    <a:blip r:embed="rId6"/>
+                    <a:blip r:embed="rId7"/>
                     <a:stretch>
                       <a:fillRect/>
                     </a:stretch>
@@ -901,6 +918,9 @@
     </w:p>
     <w:p>
       <w:r>
+        <w:rPr>
+          <w:noProof/>
+        </w:rPr>
         <w:lastRenderedPageBreak/>
         <w:drawing>
           <wp:inline distT="0" distB="0" distL="0" distR="0" wp14:anchorId="5569779B" wp14:editId="7B23F821">
@@ -918,7 +938,7 @@
                     <pic:cNvPicPr/>
                   </pic:nvPicPr>
                   <pic:blipFill>
-                    <a:blip r:embed="rId7"/>
+                    <a:blip r:embed="rId8"/>
                     <a:stretch>
                       <a:fillRect/>
                     </a:stretch>
@@ -2013,6 +2033,29 @@
       <w:spacing w:val="5"/>
     </w:rPr>
   </w:style>
+  <w:style w:type="character" w:styleId="Hipervnculo">
+    <w:name w:val="Hyperlink"/>
+    <w:basedOn w:val="Fuentedeprrafopredeter"/>
+    <w:uiPriority w:val="99"/>
+    <w:unhideWhenUsed/>
+    <w:rsid w:val="00E97193"/>
+    <w:rPr>
+      <w:color w:val="467886" w:themeColor="hyperlink"/>
+      <w:u w:val="single"/>
+    </w:rPr>
+  </w:style>
+  <w:style w:type="character" w:styleId="Mencinsinresolver">
+    <w:name w:val="Unresolved Mention"/>
+    <w:basedOn w:val="Fuentedeprrafopredeter"/>
+    <w:uiPriority w:val="99"/>
+    <w:semiHidden/>
+    <w:unhideWhenUsed/>
+    <w:rsid w:val="00E97193"/>
+    <w:rPr>
+      <w:color w:val="605E5C"/>
+      <w:shd w:val="clear" w:color="auto" w:fill="E1DFDD"/>
+    </w:rPr>
+  </w:style>
 </w:styles>
 </file>
 
